--- a/pruefung/Kaffee_Pruefpaket_2026-10-23/umsetzung/Arbeitsordner/kaffee/Kaffee_Loesung_Studierende.docx
+++ b/pruefung/Kaffee_Pruefpaket_2026-10-23/umsetzung/Arbeitsordner/kaffee/Kaffee_Loesung_Studierende.docx
@@ -238,9 +238,15 @@
           </m:e>
           <m:sub>
             <m:r>
+              <m:rPr>
+                <m:sty m:val="p"/>
+              </m:rPr>
               <m:t>a</m:t>
             </m:r>
             <m:r>
+              <m:rPr>
+                <m:sty m:val="p"/>
+              </m:rPr>
               <m:t>b</m:t>
             </m:r>
           </m:sub>
@@ -285,6 +291,9 @@
               </m:e>
               <m:sub>
                 <m:r>
+                  <m:rPr>
+                    <m:sty m:val="p"/>
+                  </m:rPr>
                   <m:t>u</m:t>
                 </m:r>
               </m:sub>
@@ -376,20 +385,24 @@
     <w:tbl>
       <w:tblPr>
         <w:tblStyle w:val="Table"/>
-        <w:tblW w:type="pct" w:w="5000"/>
+        <w:tblW w:type="dxa" w:w="9070"/>
+        <w:tblLayout w:type="fixed"/>
+        <w:tblCellMar>
+          <w:left w:w="80" w:type="dxa"/>
+          <w:right w:w="80" w:type="dxa"/>
+        </w:tblCellMar>
         <w:tblLook w:firstRow="1" w:lastRow="0" w:firstColumn="0" w:lastColumn="0" w:noHBand="0" w:noVBand="0" w:val="0020"/>
         <w:jc w:val="start"/>
       </w:tblPr>
       <w:tblGrid>
-        <w:gridCol w:w="1835"/>
-        <w:gridCol w:w="2124"/>
-        <w:gridCol w:w="1835"/>
-        <w:gridCol w:w="2124"/>
+        <w:gridCol w:w="2211"/>
+        <w:gridCol w:w="2324"/>
+        <w:gridCol w:w="2211"/>
+        <w:gridCol w:w="2324"/>
       </w:tblGrid>
       <w:tr>
         <w:trPr>
           <w:cantSplit/>
-          <w:tblHeader w:val="true"/>
         </w:trPr>
         <w:tc>
           <w:tcPr/>
@@ -478,6 +491,9 @@
                 </m:e>
                 <m:sub>
                   <m:r>
+                    <m:rPr>
+                      <m:sty m:val="p"/>
+                    </m:rPr>
                     <m:t>K</m:t>
                   </m:r>
                 </m:sub>
@@ -539,6 +555,9 @@
                 </m:e>
                 <m:sub>
                   <m:r>
+                    <m:rPr>
+                      <m:sty m:val="p"/>
+                    </m:rPr>
                     <m:t>M</m:t>
                   </m:r>
                 </m:sub>
@@ -605,6 +624,9 @@
                 </m:e>
                 <m:sub>
                   <m:r>
+                    <m:rPr>
+                      <m:sty m:val="p"/>
+                    </m:rPr>
                     <m:t>K</m:t>
                   </m:r>
                 </m:sub>
@@ -690,6 +712,9 @@
                 </m:e>
                 <m:sub>
                   <m:r>
+                    <m:rPr>
+                      <m:sty m:val="p"/>
+                    </m:rPr>
                     <m:t>M</m:t>
                   </m:r>
                 </m:sub>
@@ -789,6 +814,9 @@
                     <m:t>,</m:t>
                   </m:r>
                   <m:r>
+                    <m:rPr>
+                      <m:sty m:val="p"/>
+                    </m:rPr>
                     <m:t>K</m:t>
                   </m:r>
                 </m:sub>
@@ -908,6 +936,9 @@
                     <m:t>,</m:t>
                   </m:r>
                   <m:r>
+                    <m:rPr>
+                      <m:sty m:val="p"/>
+                    </m:rPr>
                     <m:t>M</m:t>
                   </m:r>
                 </m:sub>
@@ -1023,6 +1054,9 @@
                 </m:e>
                 <m:sub>
                   <m:r>
+                    <m:rPr>
+                      <m:sty m:val="p"/>
+                    </m:rPr>
                     <m:t>K</m:t>
                   </m:r>
                   <m:r>
@@ -1093,6 +1127,9 @@
                 </m:e>
                 <m:sub>
                   <m:r>
+                    <m:rPr>
+                      <m:sty m:val="p"/>
+                    </m:rPr>
                     <m:t>M</m:t>
                   </m:r>
                 </m:sub>
@@ -1216,6 +1253,9 @@
                 </m:e>
                 <m:sub>
                   <m:r>
+                    <m:rPr>
+                      <m:sty m:val="p"/>
+                    </m:rPr>
                     <m:t>u</m:t>
                   </m:r>
                 </m:sub>
@@ -1277,6 +1317,9 @@
                 </m:e>
                 <m:sub>
                   <m:r>
+                    <m:rPr>
+                      <m:sty m:val="p"/>
+                    </m:rPr>
                     <m:t>K</m:t>
                   </m:r>
                 </m:sub>
@@ -1434,6 +1477,9 @@
                 </m:e>
                 <m:sub>
                   <m:r>
+                    <m:rPr>
+                      <m:sty m:val="p"/>
+                    </m:rPr>
                     <m:t>M</m:t>
                   </m:r>
                   <m:r>
@@ -1443,6 +1489,9 @@
                     <m:t>,</m:t>
                   </m:r>
                   <m:r>
+                    <m:rPr>
+                      <m:sty m:val="p"/>
+                    </m:rPr>
                     <m:t>h</m:t>
                   </m:r>
                 </m:sub>
@@ -1504,6 +1553,9 @@
                 </m:e>
                 <m:sub>
                   <m:r>
+                    <m:rPr>
+                      <m:sty m:val="p"/>
+                    </m:rPr>
                     <m:t>B</m:t>
                   </m:r>
                 </m:sub>
@@ -1578,6 +1630,9 @@
                 </m:e>
                 <m:sub>
                   <m:r>
+                    <m:rPr>
+                      <m:sty m:val="p"/>
+                    </m:rPr>
                     <m:t>B</m:t>
                   </m:r>
                 </m:sub>
@@ -1879,6 +1934,9 @@
           </m:e>
           <m:sub>
             <m:r>
+              <m:rPr>
+                <m:sty m:val="p"/>
+              </m:rPr>
               <m:t>u</m:t>
             </m:r>
           </m:sub>
@@ -1923,6 +1981,9 @@
               </m:e>
               <m:sub>
                 <m:r>
+                  <m:rPr>
+                    <m:sty m:val="p"/>
+                  </m:rPr>
                   <m:t>u</m:t>
                 </m:r>
               </m:sub>
@@ -2418,6 +2479,9 @@
           </m:e>
           <m:sub>
             <m:r>
+              <m:rPr>
+                <m:sty m:val="p"/>
+              </m:rPr>
               <m:t>M</m:t>
             </m:r>
             <m:r>
@@ -2427,6 +2491,9 @@
               <m:t>,</m:t>
             </m:r>
             <m:r>
+              <m:rPr>
+                <m:sty m:val="p"/>
+              </m:rPr>
               <m:t>h</m:t>
             </m:r>
           </m:sub>
@@ -2860,7 +2927,6 @@
         <w:trPr>
           <w:cantSplit/>
           <w:trHeight w:val="567" w:hRule="atLeast"/>
-          <w:tblHeader w:val="true"/>
         </w:trPr>
         <w:tc>
           <w:tcPr/>
@@ -2981,6 +3047,9 @@
                 </m:e>
                 <m:sub>
                   <m:r>
+                    <m:rPr>
+                      <m:sty m:val="p"/>
+                    </m:rPr>
                     <m:t>M</m:t>
                   </m:r>
                 </m:sub>
@@ -3407,6 +3476,9 @@
           </m:e>
           <m:sub>
             <m:r>
+              <m:rPr>
+                <m:sty m:val="p"/>
+              </m:rPr>
               <m:t>K</m:t>
             </m:r>
           </m:sub>
@@ -3425,6 +3497,9 @@
           </m:e>
           <m:sub>
             <m:r>
+              <m:rPr>
+                <m:sty m:val="p"/>
+              </m:rPr>
               <m:t>K</m:t>
             </m:r>
           </m:sub>
@@ -3437,6 +3512,9 @@
           </m:e>
           <m:sub>
             <m:r>
+              <m:rPr>
+                <m:sty m:val="p"/>
+              </m:rPr>
               <m:t>K</m:t>
             </m:r>
           </m:sub>
@@ -3493,6 +3571,9 @@
           </m:e>
           <m:sub>
             <m:r>
+              <m:rPr>
+                <m:sty m:val="p"/>
+              </m:rPr>
               <m:t>M</m:t>
             </m:r>
           </m:sub>
@@ -3511,6 +3592,9 @@
           </m:e>
           <m:sub>
             <m:r>
+              <m:rPr>
+                <m:sty m:val="p"/>
+              </m:rPr>
               <m:t>M</m:t>
             </m:r>
           </m:sub>
@@ -3523,6 +3607,9 @@
           </m:e>
           <m:sub>
             <m:r>
+              <m:rPr>
+                <m:sty m:val="p"/>
+              </m:rPr>
               <m:t>M</m:t>
             </m:r>
           </m:sub>
@@ -3578,6 +3665,9 @@
           </m:e>
           <m:sub>
             <m:r>
+              <m:rPr>
+                <m:sty m:val="p"/>
+              </m:rPr>
               <m:t>K</m:t>
             </m:r>
           </m:sub>
@@ -3599,6 +3689,9 @@
               <m:t>,</m:t>
             </m:r>
             <m:r>
+              <m:rPr>
+                <m:sty m:val="p"/>
+              </m:rPr>
               <m:t>K</m:t>
             </m:r>
           </m:sub>
@@ -3661,6 +3754,9 @@
           </m:e>
           <m:sub>
             <m:r>
+              <m:rPr>
+                <m:sty m:val="p"/>
+              </m:rPr>
               <m:t>M</m:t>
             </m:r>
           </m:sub>
@@ -3682,6 +3778,9 @@
               <m:t>,</m:t>
             </m:r>
             <m:r>
+              <m:rPr>
+                <m:sty m:val="p"/>
+              </m:rPr>
               <m:t>M</m:t>
             </m:r>
           </m:sub>
@@ -4127,24 +4226,45 @@
           </m:e>
           <m:sub>
             <m:r>
+              <m:rPr>
+                <m:sty m:val="p"/>
+              </m:rPr>
               <m:t>n</m:t>
             </m:r>
             <m:r>
+              <m:rPr>
+                <m:sty m:val="p"/>
+              </m:rPr>
               <m:t>a</m:t>
             </m:r>
             <m:r>
+              <m:rPr>
+                <m:sty m:val="p"/>
+              </m:rPr>
               <m:t>c</m:t>
             </m:r>
             <m:r>
+              <m:rPr>
+                <m:sty m:val="p"/>
+              </m:rPr>
               <m:t>h</m:t>
             </m:r>
             <m:r>
+              <m:rPr>
+                <m:sty m:val="p"/>
+              </m:rPr>
               <m:t>h</m:t>
             </m:r>
             <m:r>
+              <m:rPr>
+                <m:sty m:val="p"/>
+              </m:rPr>
               <m:t>e</m:t>
             </m:r>
             <m:r>
+              <m:rPr>
+                <m:sty m:val="p"/>
+              </m:rPr>
               <m:t>r</m:t>
             </m:r>
           </m:sub>
@@ -4163,21 +4283,39 @@
           </m:e>
           <m:sub>
             <m:r>
+              <m:rPr>
+                <m:sty m:val="p"/>
+              </m:rPr>
               <m:t>v</m:t>
             </m:r>
             <m:r>
+              <m:rPr>
+                <m:sty m:val="p"/>
+              </m:rPr>
               <m:t>o</m:t>
             </m:r>
             <m:r>
+              <m:rPr>
+                <m:sty m:val="p"/>
+              </m:rPr>
               <m:t>r</m:t>
             </m:r>
             <m:r>
+              <m:rPr>
+                <m:sty m:val="p"/>
+              </m:rPr>
               <m:t>h</m:t>
             </m:r>
             <m:r>
+              <m:rPr>
+                <m:sty m:val="p"/>
+              </m:rPr>
               <m:t>e</m:t>
             </m:r>
             <m:r>
+              <m:rPr>
+                <m:sty m:val="p"/>
+              </m:rPr>
               <m:t>r</m:t>
             </m:r>
           </m:sub>
@@ -4204,6 +4342,9 @@
             </m:e>
             <m:sub>
               <m:r>
+                <m:rPr>
+                  <m:sty m:val="p"/>
+                </m:rPr>
                 <m:t>K</m:t>
               </m:r>
             </m:sub>
@@ -4225,6 +4366,9 @@
                 <m:t>,</m:t>
               </m:r>
               <m:r>
+                <m:rPr>
+                  <m:sty m:val="p"/>
+                </m:rPr>
                 <m:t>K</m:t>
               </m:r>
             </m:sub>
@@ -4275,6 +4419,9 @@
                 </m:e>
                 <m:sub>
                   <m:r>
+                    <m:rPr>
+                      <m:sty m:val="p"/>
+                    </m:rPr>
                     <m:t>K</m:t>
                   </m:r>
                   <m:r>
@@ -4304,6 +4451,9 @@
             </m:e>
             <m:sub>
               <m:r>
+                <m:rPr>
+                  <m:sty m:val="p"/>
+                </m:rPr>
                 <m:t>M</m:t>
               </m:r>
             </m:sub>
@@ -4325,6 +4475,9 @@
                 <m:t>,</m:t>
               </m:r>
               <m:r>
+                <m:rPr>
+                  <m:sty m:val="p"/>
+                </m:rPr>
                 <m:t>M</m:t>
               </m:r>
             </m:sub>
@@ -4375,6 +4528,9 @@
                 </m:e>
                 <m:sub>
                   <m:r>
+                    <m:rPr>
+                      <m:sty m:val="p"/>
+                    </m:rPr>
                     <m:t>M</m:t>
                   </m:r>
                 </m:sub>
@@ -4482,6 +4638,9 @@
                 </m:e>
                 <m:sub>
                   <m:r>
+                    <m:rPr>
+                      <m:sty m:val="p"/>
+                    </m:rPr>
                     <m:t>K</m:t>
                   </m:r>
                 </m:sub>
@@ -4503,6 +4662,9 @@
                     <m:t>,</m:t>
                   </m:r>
                   <m:r>
+                    <m:rPr>
+                      <m:sty m:val="p"/>
+                    </m:rPr>
                     <m:t>K</m:t>
                   </m:r>
                 </m:sub>
@@ -4518,6 +4680,9 @@
                 </m:e>
                 <m:sub>
                   <m:r>
+                    <m:rPr>
+                      <m:sty m:val="p"/>
+                    </m:rPr>
                     <m:t>K</m:t>
                   </m:r>
                   <m:r>
@@ -4545,6 +4710,9 @@
                 </m:e>
                 <m:sub>
                   <m:r>
+                    <m:rPr>
+                      <m:sty m:val="p"/>
+                    </m:rPr>
                     <m:t>M</m:t>
                   </m:r>
                 </m:sub>
@@ -4566,6 +4734,9 @@
                     <m:t>,</m:t>
                   </m:r>
                   <m:r>
+                    <m:rPr>
+                      <m:sty m:val="p"/>
+                    </m:rPr>
                     <m:t>M</m:t>
                   </m:r>
                 </m:sub>
@@ -4581,6 +4752,9 @@
                 </m:e>
                 <m:sub>
                   <m:r>
+                    <m:rPr>
+                      <m:sty m:val="p"/>
+                    </m:rPr>
                     <m:t>M</m:t>
                   </m:r>
                 </m:sub>
@@ -4595,6 +4769,9 @@
                 </m:e>
                 <m:sub>
                   <m:r>
+                    <m:rPr>
+                      <m:sty m:val="p"/>
+                    </m:rPr>
                     <m:t>K</m:t>
                   </m:r>
                 </m:sub>
@@ -4616,6 +4793,9 @@
                     <m:t>,</m:t>
                   </m:r>
                   <m:r>
+                    <m:rPr>
+                      <m:sty m:val="p"/>
+                    </m:rPr>
                     <m:t>K</m:t>
                   </m:r>
                 </m:sub>
@@ -4634,6 +4814,9 @@
                 </m:e>
                 <m:sub>
                   <m:r>
+                    <m:rPr>
+                      <m:sty m:val="p"/>
+                    </m:rPr>
                     <m:t>M</m:t>
                   </m:r>
                 </m:sub>
@@ -4655,6 +4838,9 @@
                     <m:t>,</m:t>
                   </m:r>
                   <m:r>
+                    <m:rPr>
+                      <m:sty m:val="p"/>
+                    </m:rPr>
                     <m:t>M</m:t>
                   </m:r>
                 </m:sub>
@@ -5000,9 +5186,15 @@
             </m:e>
             <m:sub>
               <m:r>
+                <m:rPr>
+                  <m:sty m:val="p"/>
+                </m:rPr>
                 <m:t>z</m:t>
               </m:r>
               <m:r>
+                <m:rPr>
+                  <m:sty m:val="p"/>
+                </m:rPr>
                 <m:t>u</m:t>
               </m:r>
             </m:sub>
@@ -5028,9 +5220,15 @@
             </m:e>
             <m:sub>
               <m:r>
+                <m:rPr>
+                  <m:sty m:val="p"/>
+                </m:rPr>
                 <m:t>a</m:t>
               </m:r>
               <m:r>
+                <m:rPr>
+                  <m:sty m:val="p"/>
+                </m:rPr>
                 <m:t>b</m:t>
               </m:r>
             </m:sub>
@@ -5056,9 +5254,15 @@
             </m:e>
             <m:sub>
               <m:r>
+                <m:rPr>
+                  <m:sty m:val="p"/>
+                </m:rPr>
                 <m:t>z</m:t>
               </m:r>
               <m:r>
+                <m:rPr>
+                  <m:sty m:val="p"/>
+                </m:rPr>
                 <m:t>u</m:t>
               </m:r>
             </m:sub>
@@ -5084,9 +5288,15 @@
             </m:e>
             <m:sub>
               <m:r>
+                <m:rPr>
+                  <m:sty m:val="p"/>
+                </m:rPr>
                 <m:t>a</m:t>
               </m:r>
               <m:r>
+                <m:rPr>
+                  <m:sty m:val="p"/>
+                </m:rPr>
                 <m:t>b</m:t>
               </m:r>
             </m:sub>
@@ -5112,9 +5322,15 @@
             </m:e>
             <m:sub>
               <m:r>
+                <m:rPr>
+                  <m:sty m:val="p"/>
+                </m:rPr>
                 <m:t>K</m:t>
               </m:r>
               <m:r>
+                <m:rPr>
+                  <m:sty m:val="p"/>
+                </m:rPr>
                 <m:t>V</m:t>
               </m:r>
             </m:sub>
@@ -5148,9 +5364,15 @@
           </m:e>
           <m:sub>
             <m:r>
+              <m:rPr>
+                <m:sty m:val="p"/>
+              </m:rPr>
               <m:t>z</m:t>
             </m:r>
             <m:r>
+              <m:rPr>
+                <m:sty m:val="p"/>
+              </m:rPr>
               <m:t>u</m:t>
             </m:r>
           </m:sub>
@@ -5176,9 +5398,15 @@
           </m:e>
           <m:sub>
             <m:r>
+              <m:rPr>
+                <m:sty m:val="p"/>
+              </m:rPr>
               <m:t>a</m:t>
             </m:r>
             <m:r>
+              <m:rPr>
+                <m:sty m:val="p"/>
+              </m:rPr>
               <m:t>b</m:t>
             </m:r>
           </m:sub>
@@ -5232,9 +5460,15 @@
           </m:e>
           <m:sub>
             <m:r>
+              <m:rPr>
+                <m:sty m:val="p"/>
+              </m:rPr>
               <m:t>z</m:t>
             </m:r>
             <m:r>
+              <m:rPr>
+                <m:sty m:val="p"/>
+              </m:rPr>
               <m:t>u</m:t>
             </m:r>
           </m:sub>
@@ -5274,9 +5508,15 @@
           </m:e>
           <m:sub>
             <m:r>
+              <m:rPr>
+                <m:sty m:val="p"/>
+              </m:rPr>
               <m:t>a</m:t>
             </m:r>
             <m:r>
+              <m:rPr>
+                <m:sty m:val="p"/>
+              </m:rPr>
               <m:t>b</m:t>
             </m:r>
           </m:sub>
@@ -5304,9 +5544,15 @@
           </m:e>
           <m:sub>
             <m:r>
+              <m:rPr>
+                <m:sty m:val="p"/>
+              </m:rPr>
               <m:t>K</m:t>
             </m:r>
             <m:r>
+              <m:rPr>
+                <m:sty m:val="p"/>
+              </m:rPr>
               <m:t>V</m:t>
             </m:r>
           </m:sub>
@@ -5482,9 +5728,15 @@
           </m:e>
           <m:sub>
             <m:r>
+              <m:rPr>
+                <m:sty m:val="p"/>
+              </m:rPr>
               <m:t>a</m:t>
             </m:r>
             <m:r>
+              <m:rPr>
+                <m:sty m:val="p"/>
+              </m:rPr>
               <m:t>b</m:t>
             </m:r>
           </m:sub>
@@ -5529,6 +5781,9 @@
               </m:e>
               <m:sub>
                 <m:r>
+                  <m:rPr>
+                    <m:sty m:val="p"/>
+                  </m:rPr>
                   <m:t>u</m:t>
                 </m:r>
               </m:sub>
@@ -5640,6 +5895,9 @@
                 </m:e>
                 <m:sub>
                   <m:r>
+                    <m:rPr>
+                      <m:sty m:val="p"/>
+                    </m:rPr>
                     <m:t>u</m:t>
                   </m:r>
                 </m:sub>
@@ -5792,6 +6050,9 @@
                     </m:e>
                     <m:sub>
                       <m:r>
+                        <m:rPr>
+                          <m:sty m:val="p"/>
+                        </m:rPr>
                         <m:t>u</m:t>
                       </m:r>
                     </m:sub>
@@ -5911,6 +6172,9 @@
                 </m:e>
                 <m:sub>
                   <m:r>
+                    <m:rPr>
+                      <m:sty m:val="p"/>
+                    </m:rPr>
                     <m:t>u</m:t>
                   </m:r>
                 </m:sub>
@@ -5943,6 +6207,9 @@
                 </m:e>
                 <m:sub>
                   <m:r>
+                    <m:rPr>
+                      <m:sty m:val="p"/>
+                    </m:rPr>
                     <m:t>u</m:t>
                   </m:r>
                 </m:sub>
@@ -6061,6 +6328,9 @@
             </m:e>
             <m:sub>
               <m:r>
+                <m:rPr>
+                  <m:sty m:val="p"/>
+                </m:rPr>
                 <m:t>u</m:t>
               </m:r>
             </m:sub>
@@ -6105,6 +6375,9 @@
                 </m:e>
                 <m:sub>
                   <m:r>
+                    <m:rPr>
+                      <m:sty m:val="p"/>
+                    </m:rPr>
                     <m:t>u</m:t>
                   </m:r>
                 </m:sub>
@@ -6224,6 +6497,9 @@
           </m:e>
           <m:sub>
             <m:r>
+              <m:rPr>
+                <m:sty m:val="p"/>
+              </m:rPr>
               <m:t>K</m:t>
             </m:r>
           </m:sub>
@@ -6245,6 +6521,9 @@
               <m:t>,</m:t>
             </m:r>
             <m:r>
+              <m:rPr>
+                <m:sty m:val="p"/>
+              </m:rPr>
               <m:t>K</m:t>
             </m:r>
           </m:sub>
@@ -6263,6 +6542,9 @@
           </m:e>
           <m:sub>
             <m:r>
+              <m:rPr>
+                <m:sty m:val="p"/>
+              </m:rPr>
               <m:t>M</m:t>
             </m:r>
           </m:sub>
@@ -6284,6 +6566,9 @@
               <m:t>,</m:t>
             </m:r>
             <m:r>
+              <m:rPr>
+                <m:sty m:val="p"/>
+              </m:rPr>
               <m:t>M</m:t>
             </m:r>
           </m:sub>
@@ -6328,6 +6613,9 @@
           </m:e>
           <m:sub>
             <m:r>
+              <m:rPr>
+                <m:sty m:val="p"/>
+              </m:rPr>
               <m:t>K</m:t>
             </m:r>
           </m:sub>
@@ -6349,6 +6637,9 @@
               <m:t>,</m:t>
             </m:r>
             <m:r>
+              <m:rPr>
+                <m:sty m:val="p"/>
+              </m:rPr>
               <m:t>K</m:t>
             </m:r>
           </m:sub>
@@ -6447,6 +6738,9 @@
                 </m:e>
                 <m:sub>
                   <m:r>
+                    <m:rPr>
+                      <m:sty m:val="p"/>
+                    </m:rPr>
                     <m:t>K</m:t>
                   </m:r>
                 </m:sub>
@@ -6468,6 +6762,9 @@
                     <m:t>,</m:t>
                   </m:r>
                   <m:r>
+                    <m:rPr>
+                      <m:sty m:val="p"/>
+                    </m:rPr>
                     <m:t>K</m:t>
                   </m:r>
                 </m:sub>
@@ -6501,6 +6798,9 @@
                 </m:e>
                 <m:sub>
                   <m:r>
+                    <m:rPr>
+                      <m:sty m:val="p"/>
+                    </m:rPr>
                     <m:t>K</m:t>
                   </m:r>
                 </m:sub>
@@ -6532,6 +6832,9 @@
                 </m:e>
                 <m:sub>
                   <m:r>
+                    <m:rPr>
+                      <m:sty m:val="p"/>
+                    </m:rPr>
                     <m:t>u</m:t>
                   </m:r>
                 </m:sub>
@@ -6546,6 +6849,9 @@
                 </m:e>
                 <m:sub>
                   <m:r>
+                    <m:rPr>
+                      <m:sty m:val="p"/>
+                    </m:rPr>
                     <m:t>K</m:t>
                   </m:r>
                   <m:r>
@@ -6573,6 +6879,9 @@
                 </m:e>
                 <m:sub>
                   <m:r>
+                    <m:rPr>
+                      <m:sty m:val="p"/>
+                    </m:rPr>
                     <m:t>u</m:t>
                   </m:r>
                 </m:sub>
@@ -7203,6 +7512,9 @@
           </m:e>
           <m:sub>
             <m:r>
+              <m:rPr>
+                <m:sty m:val="p"/>
+              </m:rPr>
               <m:t>K</m:t>
             </m:r>
           </m:sub>
@@ -7224,6 +7536,9 @@
               <m:t>,</m:t>
             </m:r>
             <m:r>
+              <m:rPr>
+                <m:sty m:val="p"/>
+              </m:rPr>
               <m:t>K</m:t>
             </m:r>
           </m:sub>
@@ -7242,6 +7557,9 @@
           </m:e>
           <m:sub>
             <m:r>
+              <m:rPr>
+                <m:sty m:val="p"/>
+              </m:rPr>
               <m:t>M</m:t>
             </m:r>
           </m:sub>
@@ -7263,6 +7581,9 @@
               <m:t>,</m:t>
             </m:r>
             <m:r>
+              <m:rPr>
+                <m:sty m:val="p"/>
+              </m:rPr>
               <m:t>M</m:t>
             </m:r>
           </m:sub>
@@ -7307,6 +7628,9 @@
             </m:e>
             <m:sub>
               <m:r>
+                <m:rPr>
+                  <m:sty m:val="p"/>
+                </m:rPr>
                 <m:t>u</m:t>
               </m:r>
             </m:sub>
@@ -7360,6 +7684,9 @@
                 </m:e>
                 <m:sub>
                   <m:r>
+                    <m:rPr>
+                      <m:sty m:val="p"/>
+                    </m:rPr>
                     <m:t>u</m:t>
                   </m:r>
                 </m:sub>
@@ -7419,6 +7746,9 @@
                     </m:e>
                     <m:sub>
                       <m:r>
+                        <m:rPr>
+                          <m:sty m:val="p"/>
+                        </m:rPr>
                         <m:t>K</m:t>
                       </m:r>
                     </m:sub>
@@ -7440,6 +7770,9 @@
                         <m:t>,</m:t>
                       </m:r>
                       <m:r>
+                        <m:rPr>
+                          <m:sty m:val="p"/>
+                        </m:rPr>
                         <m:t>K</m:t>
                       </m:r>
                     </m:sub>
@@ -7458,6 +7791,9 @@
                     </m:e>
                     <m:sub>
                       <m:r>
+                        <m:rPr>
+                          <m:sty m:val="p"/>
+                        </m:rPr>
                         <m:t>M</m:t>
                       </m:r>
                     </m:sub>
@@ -7479,6 +7815,9 @@
                         <m:t>,</m:t>
                       </m:r>
                       <m:r>
+                        <m:rPr>
+                          <m:sty m:val="p"/>
+                        </m:rPr>
                         <m:t>M</m:t>
                       </m:r>
                     </m:sub>
@@ -7689,6 +8028,9 @@
           </m:e>
           <m:sub>
             <m:r>
+              <m:rPr>
+                <m:sty m:val="p"/>
+              </m:rPr>
               <m:t>K</m:t>
             </m:r>
           </m:sub>
@@ -7710,6 +8052,9 @@
               <m:t>,</m:t>
             </m:r>
             <m:r>
+              <m:rPr>
+                <m:sty m:val="p"/>
+              </m:rPr>
               <m:t>K</m:t>
             </m:r>
           </m:sub>
@@ -7736,6 +8081,9 @@
             </m:e>
             <m:sub>
               <m:r>
+                <m:rPr>
+                  <m:sty m:val="p"/>
+                </m:rPr>
                 <m:t>K</m:t>
               </m:r>
             </m:sub>
@@ -7788,6 +8136,9 @@
             </m:e>
             <m:sub>
               <m:r>
+                <m:rPr>
+                  <m:sty m:val="p"/>
+                </m:rPr>
                 <m:t>u</m:t>
               </m:r>
             </m:sub>
@@ -7814,6 +8165,9 @@
                 </m:e>
                 <m:sub>
                   <m:r>
+                    <m:rPr>
+                      <m:sty m:val="p"/>
+                    </m:rPr>
                     <m:t>K</m:t>
                   </m:r>
                   <m:r>
@@ -7841,6 +8195,9 @@
                 </m:e>
                 <m:sub>
                   <m:r>
+                    <m:rPr>
+                      <m:sty m:val="p"/>
+                    </m:rPr>
                     <m:t>u</m:t>
                   </m:r>
                 </m:sub>
@@ -7900,6 +8257,9 @@
                     </m:e>
                     <m:sub>
                       <m:r>
+                        <m:rPr>
+                          <m:sty m:val="p"/>
+                        </m:rPr>
                         <m:t>K</m:t>
                       </m:r>
                     </m:sub>
@@ -7921,6 +8281,9 @@
                         <m:t>,</m:t>
                       </m:r>
                       <m:r>
+                        <m:rPr>
+                          <m:sty m:val="p"/>
+                        </m:rPr>
                         <m:t>K</m:t>
                       </m:r>
                     </m:sub>
@@ -7949,6 +8312,9 @@
             </m:e>
             <m:sub>
               <m:r>
+                <m:rPr>
+                  <m:sty m:val="p"/>
+                </m:rPr>
                 <m:t>K</m:t>
               </m:r>
             </m:sub>
@@ -8162,6 +8528,9 @@
                 </m:e>
                 <m:sub>
                   <m:r>
+                    <m:rPr>
+                      <m:sty m:val="p"/>
+                    </m:rPr>
                     <m:t>K</m:t>
                   </m:r>
                 </m:sub>
@@ -8183,6 +8552,9 @@
                     <m:t>,</m:t>
                   </m:r>
                   <m:r>
+                    <m:rPr>
+                      <m:sty m:val="p"/>
+                    </m:rPr>
                     <m:t>K</m:t>
                   </m:r>
                 </m:sub>
@@ -8198,6 +8570,9 @@
                 </m:e>
                 <m:sub>
                   <m:r>
+                    <m:rPr>
+                      <m:sty m:val="p"/>
+                    </m:rPr>
                     <m:t>K</m:t>
                   </m:r>
                 </m:sub>
@@ -8250,6 +8625,9 @@
                 </m:e>
                 <m:sub>
                   <m:r>
+                    <m:rPr>
+                      <m:sty m:val="p"/>
+                    </m:rPr>
                     <m:t>M</m:t>
                   </m:r>
                 </m:sub>
@@ -8271,6 +8649,9 @@
                     <m:t>,</m:t>
                   </m:r>
                   <m:r>
+                    <m:rPr>
+                      <m:sty m:val="p"/>
+                    </m:rPr>
                     <m:t>M</m:t>
                   </m:r>
                 </m:sub>
@@ -8286,6 +8667,9 @@
                 </m:e>
                 <m:sub>
                   <m:r>
+                    <m:rPr>
+                      <m:sty m:val="p"/>
+                    </m:rPr>
                     <m:t>M</m:t>
                   </m:r>
                 </m:sub>
@@ -8300,6 +8684,9 @@
                 </m:e>
                 <m:sub>
                   <m:r>
+                    <m:rPr>
+                      <m:sty m:val="p"/>
+                    </m:rPr>
                     <m:t>K</m:t>
                   </m:r>
                 </m:sub>
@@ -8321,6 +8708,9 @@
                     <m:t>,</m:t>
                   </m:r>
                   <m:r>
+                    <m:rPr>
+                      <m:sty m:val="p"/>
+                    </m:rPr>
                     <m:t>K</m:t>
                   </m:r>
                 </m:sub>
@@ -8339,6 +8729,9 @@
                 </m:e>
                 <m:sub>
                   <m:r>
+                    <m:rPr>
+                      <m:sty m:val="p"/>
+                    </m:rPr>
                     <m:t>M</m:t>
                   </m:r>
                 </m:sub>
@@ -8360,6 +8753,9 @@
                     <m:t>,</m:t>
                   </m:r>
                   <m:r>
+                    <m:rPr>
+                      <m:sty m:val="p"/>
+                    </m:rPr>
                     <m:t>M</m:t>
                   </m:r>
                 </m:sub>
@@ -8753,6 +9149,9 @@
                 </m:e>
                 <m:sub>
                   <m:r>
+                    <m:rPr>
+                      <m:sty m:val="p"/>
+                    </m:rPr>
                     <m:t>K</m:t>
                   </m:r>
                 </m:sub>
@@ -8774,6 +9173,9 @@
                     <m:t>,</m:t>
                   </m:r>
                   <m:r>
+                    <m:rPr>
+                      <m:sty m:val="p"/>
+                    </m:rPr>
                     <m:t>K</m:t>
                   </m:r>
                 </m:sub>
@@ -8792,6 +9194,9 @@
                 </m:e>
                 <m:sub>
                   <m:r>
+                    <m:rPr>
+                      <m:sty m:val="p"/>
+                    </m:rPr>
                     <m:t>M</m:t>
                   </m:r>
                 </m:sub>
@@ -8813,6 +9218,9 @@
                     <m:t>,</m:t>
                   </m:r>
                   <m:r>
+                    <m:rPr>
+                      <m:sty m:val="p"/>
+                    </m:rPr>
                     <m:t>M</m:t>
                   </m:r>
                 </m:sub>
@@ -9008,6 +9416,9 @@
             </m:e>
             <m:sub>
               <m:r>
+                <m:rPr>
+                  <m:sty m:val="p"/>
+                </m:rPr>
                 <m:t>K</m:t>
               </m:r>
             </m:sub>
@@ -9029,6 +9440,9 @@
                 <m:t>,</m:t>
               </m:r>
               <m:r>
+                <m:rPr>
+                  <m:sty m:val="p"/>
+                </m:rPr>
                 <m:t>K</m:t>
               </m:r>
             </m:sub>
@@ -9052,6 +9466,9 @@
                 </m:e>
                 <m:sub>
                   <m:r>
+                    <m:rPr>
+                      <m:sty m:val="p"/>
+                    </m:rPr>
                     <m:t>K</m:t>
                   </m:r>
                   <m:r>
@@ -9079,6 +9496,9 @@
                 </m:e>
                 <m:sub>
                   <m:r>
+                    <m:rPr>
+                      <m:sty m:val="p"/>
+                    </m:rPr>
                     <m:t>K</m:t>
                   </m:r>
                 </m:sub>
@@ -9294,6 +9714,9 @@
               </m:e>
               <m:sub>
                 <m:r>
+                  <m:rPr>
+                    <m:sty m:val="p"/>
+                  </m:rPr>
                   <m:t>K</m:t>
                 </m:r>
               </m:sub>
@@ -9315,6 +9738,9 @@
                   <m:t>,</m:t>
                 </m:r>
                 <m:r>
+                  <m:rPr>
+                    <m:sty m:val="p"/>
+                  </m:rPr>
                   <m:t>K</m:t>
                 </m:r>
               </m:sub>
@@ -9333,6 +9759,9 @@
               </m:e>
               <m:sub>
                 <m:r>
+                  <m:rPr>
+                    <m:sty m:val="p"/>
+                  </m:rPr>
                   <m:t>M</m:t>
                 </m:r>
               </m:sub>
@@ -9354,6 +9783,9 @@
                   <m:t>,</m:t>
                 </m:r>
                 <m:r>
+                  <m:rPr>
+                    <m:sty m:val="p"/>
+                  </m:rPr>
                   <m:t>M</m:t>
                 </m:r>
               </m:sub>
@@ -9418,9 +9850,15 @@
           </m:e>
           <m:sub>
             <m:r>
+              <m:rPr>
+                <m:sty m:val="p"/>
+              </m:rPr>
               <m:t>a</m:t>
             </m:r>
             <m:r>
+              <m:rPr>
+                <m:sty m:val="p"/>
+              </m:rPr>
               <m:t>b</m:t>
             </m:r>
           </m:sub>
@@ -9465,6 +9903,9 @@
               </m:e>
               <m:sub>
                 <m:r>
+                  <m:rPr>
+                    <m:sty m:val="p"/>
+                  </m:rPr>
                   <m:t>u</m:t>
                 </m:r>
               </m:sub>
@@ -9476,7 +9917,7 @@
         <w:t xml:space="preserve"> </w:t>
       </w:r>
       <w:r>
-        <w:t xml:space="preserve">ist umso größer, je heißer der Tasseninhalt ist. Der Kaffee in Tasse 2 startet ohne Milch heißer (Wärmestrom am Anfang 20,4 W gegenüber 17,2 W in Tasse 1) und bleibt es bis etwa 56 min (Abb. L2). Er gibt deshalb mehr Wärme ab. Wärme ist eine Prozessgröße: Wie viel abgegeben wird, hängt vom Temperaturverlauf ab, nicht nur von Anfangs- und Endzustand. Der Denkfehler des Mitbewohners: Erhalten bleibt die Energie von Tasseninhalt und Umgebung zusammen, nicht die des Tasseninhalts. Wer seinen Kaffee später möglichst warm trinken will, gibt die Milch sofort hinein.</w:t>
+        <w:t xml:space="preserve">ist umso größer, je heißer der Tasseninhalt ist. Der Kaffee in Tasse 2 startet ohne Milch heißer (Wärmestrom am Anfang 20,4 W gegenüber 17,2 W in Tasse 1) und bleibt es bis etwa 56 min (Abb. L2). Er gibt deshalb mehr Wärme ab. Wärme ist eine Prozessgröße: Wie viel abgegeben wird, entscheidet der Ablauf. Weil keine Arbeit verrichtet wird, ist die abgegebene Wärme gleich der Abnahme der inneren Energie von Kaffee und Milch. Am Anfang ist diese Energie in beiden Fällen gleich; der unterschiedliche Temperaturverlauf führt aber zu verschiedenen Endtemperaturen und damit zu verschiedener Wärmeabgabe. Der Denkfehler des Mitbewohners: Erhalten bleibt die Energie von Tasseninhalt und Umgebung zusammen, nicht die des Tasseninhalts. Wer seinen Kaffee später möglichst warm trinken will, gibt die Milch sofort hinein.</w:t>
       </w:r>
     </w:p>
     <w:p>
@@ -9574,6 +10015,9 @@
           </m:e>
           <m:sub>
             <m:r>
+              <m:rPr>
+                <m:sty m:val="p"/>
+              </m:rPr>
               <m:t>M</m:t>
             </m:r>
             <m:r>
@@ -9583,6 +10027,9 @@
               <m:t>,</m:t>
             </m:r>
             <m:r>
+              <m:rPr>
+                <m:sty m:val="p"/>
+              </m:rPr>
               <m:t>h</m:t>
             </m:r>
           </m:sub>
@@ -9633,6 +10080,9 @@
           </m:e>
           <m:sub>
             <m:r>
+              <m:rPr>
+                <m:sty m:val="p"/>
+              </m:rPr>
               <m:t>M</m:t>
             </m:r>
           </m:sub>
@@ -9691,6 +10141,9 @@
                 </m:e>
                 <m:sub>
                   <m:r>
+                    <m:rPr>
+                      <m:sty m:val="p"/>
+                    </m:rPr>
                     <m:t>K</m:t>
                   </m:r>
                 </m:sub>
@@ -9712,6 +10165,9 @@
                     <m:t>,</m:t>
                   </m:r>
                   <m:r>
+                    <m:rPr>
+                      <m:sty m:val="p"/>
+                    </m:rPr>
                     <m:t>K</m:t>
                   </m:r>
                 </m:sub>
@@ -9727,6 +10183,9 @@
                 </m:e>
                 <m:sub>
                   <m:r>
+                    <m:rPr>
+                      <m:sty m:val="p"/>
+                    </m:rPr>
                     <m:t>K</m:t>
                   </m:r>
                   <m:r>
@@ -9754,6 +10213,9 @@
                 </m:e>
                 <m:sub>
                   <m:r>
+                    <m:rPr>
+                      <m:sty m:val="p"/>
+                    </m:rPr>
                     <m:t>M</m:t>
                   </m:r>
                 </m:sub>
@@ -9775,6 +10237,9 @@
                     <m:t>,</m:t>
                   </m:r>
                   <m:r>
+                    <m:rPr>
+                      <m:sty m:val="p"/>
+                    </m:rPr>
                     <m:t>M</m:t>
                   </m:r>
                 </m:sub>
@@ -9790,6 +10255,9 @@
                 </m:e>
                 <m:sub>
                   <m:r>
+                    <m:rPr>
+                      <m:sty m:val="p"/>
+                    </m:rPr>
                     <m:t>M</m:t>
                   </m:r>
                   <m:r>
@@ -9799,6 +10267,9 @@
                     <m:t>,</m:t>
                   </m:r>
                   <m:r>
+                    <m:rPr>
+                      <m:sty m:val="p"/>
+                    </m:rPr>
                     <m:t>h</m:t>
                   </m:r>
                 </m:sub>
@@ -9813,6 +10284,9 @@
                 </m:e>
                 <m:sub>
                   <m:r>
+                    <m:rPr>
+                      <m:sty m:val="p"/>
+                    </m:rPr>
                     <m:t>K</m:t>
                   </m:r>
                 </m:sub>
@@ -9834,6 +10308,9 @@
                     <m:t>,</m:t>
                   </m:r>
                   <m:r>
+                    <m:rPr>
+                      <m:sty m:val="p"/>
+                    </m:rPr>
                     <m:t>K</m:t>
                   </m:r>
                 </m:sub>
@@ -9852,6 +10329,9 @@
                 </m:e>
                 <m:sub>
                   <m:r>
+                    <m:rPr>
+                      <m:sty m:val="p"/>
+                    </m:rPr>
                     <m:t>M</m:t>
                   </m:r>
                 </m:sub>
@@ -9873,6 +10353,9 @@
                     <m:t>,</m:t>
                   </m:r>
                   <m:r>
+                    <m:rPr>
+                      <m:sty m:val="p"/>
+                    </m:rPr>
                     <m:t>M</m:t>
                   </m:r>
                 </m:sub>
@@ -9944,6 +10427,9 @@
             </m:e>
             <m:sub>
               <m:r>
+                <m:rPr>
+                  <m:sty m:val="p"/>
+                </m:rPr>
                 <m:t>u</m:t>
               </m:r>
             </m:sub>
@@ -9997,6 +10483,9 @@
                 </m:e>
                 <m:sub>
                   <m:r>
+                    <m:rPr>
+                      <m:sty m:val="p"/>
+                    </m:rPr>
                     <m:t>u</m:t>
                   </m:r>
                 </m:sub>
@@ -10124,6 +10613,9 @@
                 </m:e>
                 <m:sub>
                   <m:r>
+                    <m:rPr>
+                      <m:sty m:val="p"/>
+                    </m:rPr>
                     <m:t>K</m:t>
                   </m:r>
                 </m:sub>
@@ -10145,6 +10637,9 @@
                     <m:t>,</m:t>
                   </m:r>
                   <m:r>
+                    <m:rPr>
+                      <m:sty m:val="p"/>
+                    </m:rPr>
                     <m:t>K</m:t>
                   </m:r>
                 </m:sub>
@@ -10160,6 +10655,9 @@
                 </m:e>
                 <m:sub>
                   <m:r>
+                    <m:rPr>
+                      <m:sty m:val="p"/>
+                    </m:rPr>
                     <m:t>K</m:t>
                   </m:r>
                 </m:sub>
@@ -10212,6 +10710,9 @@
                 </m:e>
                 <m:sub>
                   <m:r>
+                    <m:rPr>
+                      <m:sty m:val="p"/>
+                    </m:rPr>
                     <m:t>M</m:t>
                   </m:r>
                 </m:sub>
@@ -10233,6 +10734,9 @@
                     <m:t>,</m:t>
                   </m:r>
                   <m:r>
+                    <m:rPr>
+                      <m:sty m:val="p"/>
+                    </m:rPr>
                     <m:t>M</m:t>
                   </m:r>
                 </m:sub>
@@ -10248,6 +10752,9 @@
                 </m:e>
                 <m:sub>
                   <m:r>
+                    <m:rPr>
+                      <m:sty m:val="p"/>
+                    </m:rPr>
                     <m:t>M</m:t>
                   </m:r>
                   <m:r>
@@ -10257,6 +10764,9 @@
                     <m:t>,</m:t>
                   </m:r>
                   <m:r>
+                    <m:rPr>
+                      <m:sty m:val="p"/>
+                    </m:rPr>
                     <m:t>h</m:t>
                   </m:r>
                 </m:sub>
@@ -10271,6 +10781,9 @@
                 </m:e>
                 <m:sub>
                   <m:r>
+                    <m:rPr>
+                      <m:sty m:val="p"/>
+                    </m:rPr>
                     <m:t>K</m:t>
                   </m:r>
                 </m:sub>
@@ -10292,6 +10805,9 @@
                     <m:t>,</m:t>
                   </m:r>
                   <m:r>
+                    <m:rPr>
+                      <m:sty m:val="p"/>
+                    </m:rPr>
                     <m:t>K</m:t>
                   </m:r>
                 </m:sub>
@@ -10310,6 +10826,9 @@
                 </m:e>
                 <m:sub>
                   <m:r>
+                    <m:rPr>
+                      <m:sty m:val="p"/>
+                    </m:rPr>
                     <m:t>M</m:t>
                   </m:r>
                 </m:sub>
@@ -10331,6 +10850,9 @@
                     <m:t>,</m:t>
                   </m:r>
                   <m:r>
+                    <m:rPr>
+                      <m:sty m:val="p"/>
+                    </m:rPr>
                     <m:t>M</m:t>
                   </m:r>
                 </m:sub>
@@ -10478,6 +11000,9 @@
                         </m:e>
                         <m:sub>
                           <m:r>
+                            <m:rPr>
+                              <m:sty m:val="p"/>
+                            </m:rPr>
                             <m:t>K</m:t>
                           </m:r>
                         </m:sub>
@@ -10499,6 +11024,9 @@
                             <m:t>,</m:t>
                           </m:r>
                           <m:r>
+                            <m:rPr>
+                              <m:sty m:val="p"/>
+                            </m:rPr>
                             <m:t>K</m:t>
                           </m:r>
                         </m:sub>
@@ -10522,6 +11050,9 @@
                             </m:e>
                             <m:sub>
                               <m:r>
+                                <m:rPr>
+                                  <m:sty m:val="p"/>
+                                </m:rPr>
                                 <m:t>K</m:t>
                               </m:r>
                               <m:r>
@@ -10549,6 +11080,9 @@
                             </m:e>
                             <m:sub>
                               <m:r>
+                                <m:rPr>
+                                  <m:sty m:val="p"/>
+                                </m:rPr>
                                 <m:t>u</m:t>
                               </m:r>
                             </m:sub>
@@ -10574,6 +11108,9 @@
                             </m:e>
                             <m:sub>
                               <m:r>
+                                <m:rPr>
+                                  <m:sty m:val="p"/>
+                                </m:rPr>
                                 <m:t>G</m:t>
                               </m:r>
                             </m:sub>
@@ -10592,6 +11129,9 @@
                             </m:e>
                             <m:sub>
                               <m:r>
+                                <m:rPr>
+                                  <m:sty m:val="p"/>
+                                </m:rPr>
                                 <m:t>K</m:t>
                               </m:r>
                             </m:sub>
@@ -10608,6 +11148,9 @@
                         </m:e>
                         <m:sub>
                           <m:r>
+                            <m:rPr>
+                              <m:sty m:val="p"/>
+                            </m:rPr>
                             <m:t>K</m:t>
                           </m:r>
                         </m:sub>
@@ -10629,6 +11172,9 @@
                             <m:t>,</m:t>
                           </m:r>
                           <m:r>
+                            <m:rPr>
+                              <m:sty m:val="p"/>
+                            </m:rPr>
                             <m:t>K</m:t>
                           </m:r>
                         </m:sub>
@@ -10647,6 +11193,9 @@
                         </m:e>
                         <m:sub>
                           <m:r>
+                            <m:rPr>
+                              <m:sty m:val="p"/>
+                            </m:rPr>
                             <m:t>M</m:t>
                           </m:r>
                         </m:sub>
@@ -10668,6 +11217,9 @@
                             <m:t>,</m:t>
                           </m:r>
                           <m:r>
+                            <m:rPr>
+                              <m:sty m:val="p"/>
+                            </m:rPr>
                             <m:t>M</m:t>
                           </m:r>
                         </m:sub>
@@ -10718,6 +11270,9 @@
                         </m:e>
                         <m:sub>
                           <m:r>
+                            <m:rPr>
+                              <m:sty m:val="p"/>
+                            </m:rPr>
                             <m:t>M</m:t>
                           </m:r>
                         </m:sub>
@@ -10739,6 +11294,9 @@
                             <m:t>,</m:t>
                           </m:r>
                           <m:r>
+                            <m:rPr>
+                              <m:sty m:val="p"/>
+                            </m:rPr>
                             <m:t>M</m:t>
                           </m:r>
                         </m:sub>
@@ -10762,6 +11320,9 @@
                             </m:e>
                             <m:sub>
                               <m:r>
+                                <m:rPr>
+                                  <m:sty m:val="p"/>
+                                </m:rPr>
                                 <m:t>M</m:t>
                               </m:r>
                             </m:sub>
@@ -10780,6 +11341,9 @@
                             </m:e>
                             <m:sub>
                               <m:r>
+                                <m:rPr>
+                                  <m:sty m:val="p"/>
+                                </m:rPr>
                                 <m:t>u</m:t>
                               </m:r>
                             </m:sub>
@@ -10805,6 +11369,9 @@
                             </m:e>
                             <m:sub>
                               <m:r>
+                                <m:rPr>
+                                  <m:sty m:val="p"/>
+                                </m:rPr>
                                 <m:t>G</m:t>
                               </m:r>
                             </m:sub>
@@ -10830,6 +11397,9 @@
                         </m:e>
                         <m:sub>
                           <m:r>
+                            <m:rPr>
+                              <m:sty m:val="p"/>
+                            </m:rPr>
                             <m:t>K</m:t>
                           </m:r>
                         </m:sub>
@@ -10851,6 +11421,9 @@
                             <m:t>,</m:t>
                           </m:r>
                           <m:r>
+                            <m:rPr>
+                              <m:sty m:val="p"/>
+                            </m:rPr>
                             <m:t>K</m:t>
                           </m:r>
                         </m:sub>
@@ -10869,6 +11442,9 @@
                         </m:e>
                         <m:sub>
                           <m:r>
+                            <m:rPr>
+                              <m:sty m:val="p"/>
+                            </m:rPr>
                             <m:t>M</m:t>
                           </m:r>
                         </m:sub>
@@ -10890,6 +11466,9 @@
                             <m:t>,</m:t>
                           </m:r>
                           <m:r>
+                            <m:rPr>
+                              <m:sty m:val="p"/>
+                            </m:rPr>
                             <m:t>M</m:t>
                           </m:r>
                         </m:sub>
@@ -10939,6 +11518,9 @@
           </m:e>
           <m:sub>
             <m:r>
+              <m:rPr>
+                <m:sty m:val="p"/>
+              </m:rPr>
               <m:t>G</m:t>
             </m:r>
           </m:sub>
@@ -11003,6 +11585,9 @@
                   </m:e>
                   <m:sub>
                     <m:r>
+                      <m:rPr>
+                        <m:sty m:val="p"/>
+                      </m:rPr>
                       <m:t>K</m:t>
                     </m:r>
                   </m:sub>
@@ -11024,6 +11609,9 @@
                       <m:t>,</m:t>
                     </m:r>
                     <m:r>
+                      <m:rPr>
+                        <m:sty m:val="p"/>
+                      </m:rPr>
                       <m:t>K</m:t>
                     </m:r>
                   </m:sub>
@@ -11042,6 +11630,9 @@
                   </m:e>
                   <m:sub>
                     <m:r>
+                      <m:rPr>
+                        <m:sty m:val="p"/>
+                      </m:rPr>
                       <m:t>M</m:t>
                     </m:r>
                   </m:sub>
@@ -11063,6 +11654,9 @@
                       <m:t>,</m:t>
                     </m:r>
                     <m:r>
+                      <m:rPr>
+                        <m:sty m:val="p"/>
+                      </m:rPr>
                       <m:t>M</m:t>
                     </m:r>
                   </m:sub>
@@ -11108,6 +11702,9 @@
           </m:e>
           <m:sub>
             <m:r>
+              <m:rPr>
+                <m:sty m:val="p"/>
+              </m:rPr>
               <m:t>K</m:t>
             </m:r>
           </m:sub>
@@ -11172,6 +11769,9 @@
                   </m:e>
                   <m:sub>
                     <m:r>
+                      <m:rPr>
+                        <m:sty m:val="p"/>
+                      </m:rPr>
                       <m:t>K</m:t>
                     </m:r>
                   </m:sub>
@@ -11193,6 +11793,9 @@
                       <m:t>,</m:t>
                     </m:r>
                     <m:r>
+                      <m:rPr>
+                        <m:sty m:val="p"/>
+                      </m:rPr>
                       <m:t>K</m:t>
                     </m:r>
                   </m:sub>
@@ -11253,6 +11856,9 @@
           </m:e>
           <m:sub>
             <m:r>
+              <m:rPr>
+                <m:sty m:val="p"/>
+              </m:rPr>
               <m:t>B</m:t>
             </m:r>
           </m:sub>
@@ -11271,6 +11877,9 @@
           </m:e>
           <m:sub>
             <m:r>
+              <m:rPr>
+                <m:sty m:val="p"/>
+              </m:rPr>
               <m:t>B</m:t>
             </m:r>
           </m:sub>
@@ -11283,6 +11892,9 @@
           </m:e>
           <m:sub>
             <m:r>
+              <m:rPr>
+                <m:sty m:val="p"/>
+              </m:rPr>
               <m:t>B</m:t>
             </m:r>
           </m:sub>
@@ -11436,6 +12048,9 @@
           </m:e>
           <m:sub>
             <m:r>
+              <m:rPr>
+                <m:sty m:val="p"/>
+              </m:rPr>
               <m:t>K</m:t>
             </m:r>
           </m:sub>
@@ -11457,6 +12072,9 @@
               <m:t>,</m:t>
             </m:r>
             <m:r>
+              <m:rPr>
+                <m:sty m:val="p"/>
+              </m:rPr>
               <m:t>K</m:t>
             </m:r>
           </m:sub>
@@ -11477,6 +12095,9 @@
           </m:e>
           <m:sub>
             <m:r>
+              <m:rPr>
+                <m:sty m:val="p"/>
+              </m:rPr>
               <m:t>K</m:t>
             </m:r>
           </m:sub>
@@ -11498,6 +12119,9 @@
               <m:t>,</m:t>
             </m:r>
             <m:r>
+              <m:rPr>
+                <m:sty m:val="p"/>
+              </m:rPr>
               <m:t>K</m:t>
             </m:r>
           </m:sub>
@@ -11516,6 +12140,9 @@
           </m:e>
           <m:sub>
             <m:r>
+              <m:rPr>
+                <m:sty m:val="p"/>
+              </m:rPr>
               <m:t>B</m:t>
             </m:r>
           </m:sub>
@@ -11565,6 +12192,9 @@
                 </m:e>
                 <m:sub>
                   <m:r>
+                    <m:rPr>
+                      <m:sty m:val="p"/>
+                    </m:rPr>
                     <m:t>K</m:t>
                   </m:r>
                 </m:sub>
@@ -11586,6 +12216,9 @@
                     <m:t>,</m:t>
                   </m:r>
                   <m:r>
+                    <m:rPr>
+                      <m:sty m:val="p"/>
+                    </m:rPr>
                     <m:t>K</m:t>
                   </m:r>
                 </m:sub>
@@ -11604,6 +12237,9 @@
                 </m:e>
                 <m:sub>
                   <m:r>
+                    <m:rPr>
+                      <m:sty m:val="p"/>
+                    </m:rPr>
                     <m:t>B</m:t>
                   </m:r>
                 </m:sub>
@@ -11637,6 +12273,9 @@
                 </m:e>
                 <m:sub>
                   <m:r>
+                    <m:rPr>
+                      <m:sty m:val="p"/>
+                    </m:rPr>
                     <m:t>K</m:t>
                   </m:r>
                 </m:sub>
@@ -11668,6 +12307,9 @@
                 </m:e>
                 <m:sub>
                   <m:r>
+                    <m:rPr>
+                      <m:sty m:val="p"/>
+                    </m:rPr>
                     <m:t>u</m:t>
                   </m:r>
                 </m:sub>
@@ -11682,6 +12324,9 @@
                 </m:e>
                 <m:sub>
                   <m:r>
+                    <m:rPr>
+                      <m:sty m:val="p"/>
+                    </m:rPr>
                     <m:t>K</m:t>
                   </m:r>
                   <m:r>
@@ -11709,6 +12354,9 @@
                 </m:e>
                 <m:sub>
                   <m:r>
+                    <m:rPr>
+                      <m:sty m:val="p"/>
+                    </m:rPr>
                     <m:t>u</m:t>
                   </m:r>
                 </m:sub>
@@ -11912,6 +12560,9 @@
               </m:e>
               <m:sub>
                 <m:r>
+                  <m:rPr>
+                    <m:sty m:val="p"/>
+                  </m:rPr>
                   <m:t>K</m:t>
                 </m:r>
               </m:sub>
@@ -11933,6 +12584,9 @@
                   <m:t>,</m:t>
                 </m:r>
                 <m:r>
+                  <m:rPr>
+                    <m:sty m:val="p"/>
+                  </m:rPr>
                   <m:t>K</m:t>
                 </m:r>
               </m:sub>
@@ -11951,6 +12605,9 @@
               </m:e>
               <m:sub>
                 <m:r>
+                  <m:rPr>
+                    <m:sty m:val="p"/>
+                  </m:rPr>
                   <m:t>B</m:t>
                 </m:r>
               </m:sub>
@@ -12081,6 +12738,9 @@
                     </m:e>
                     <m:sub>
                       <m:r>
+                        <m:rPr>
+                          <m:sty m:val="p"/>
+                        </m:rPr>
                         <m:t>K</m:t>
                       </m:r>
                     </m:sub>
@@ -12102,6 +12762,9 @@
                         <m:t>,</m:t>
                       </m:r>
                       <m:r>
+                        <m:rPr>
+                          <m:sty m:val="p"/>
+                        </m:rPr>
                         <m:t>K</m:t>
                       </m:r>
                     </m:sub>
@@ -12120,6 +12783,9 @@
                     </m:e>
                     <m:sub>
                       <m:r>
+                        <m:rPr>
+                          <m:sty m:val="p"/>
+                        </m:rPr>
                         <m:t>B</m:t>
                       </m:r>
                     </m:sub>
@@ -12137,6 +12803,9 @@
                 </m:e>
                 <m:sub>
                   <m:r>
+                    <m:rPr>
+                      <m:sty m:val="p"/>
+                    </m:rPr>
                     <m:t>K</m:t>
                   </m:r>
                   <m:r>
@@ -12164,6 +12833,9 @@
                 </m:e>
                 <m:sub>
                   <m:r>
+                    <m:rPr>
+                      <m:sty m:val="p"/>
+                    </m:rPr>
                     <m:t>M</m:t>
                   </m:r>
                 </m:sub>
@@ -12185,6 +12857,9 @@
                     <m:t>,</m:t>
                   </m:r>
                   <m:r>
+                    <m:rPr>
+                      <m:sty m:val="p"/>
+                    </m:rPr>
                     <m:t>M</m:t>
                   </m:r>
                 </m:sub>
@@ -12200,6 +12875,9 @@
                 </m:e>
                 <m:sub>
                   <m:r>
+                    <m:rPr>
+                      <m:sty m:val="p"/>
+                    </m:rPr>
                     <m:t>M</m:t>
                   </m:r>
                 </m:sub>
@@ -12214,6 +12892,9 @@
                 </m:e>
                 <m:sub>
                   <m:r>
+                    <m:rPr>
+                      <m:sty m:val="p"/>
+                    </m:rPr>
                     <m:t>K</m:t>
                   </m:r>
                 </m:sub>
@@ -12235,6 +12916,9 @@
                     <m:t>,</m:t>
                   </m:r>
                   <m:r>
+                    <m:rPr>
+                      <m:sty m:val="p"/>
+                    </m:rPr>
                     <m:t>K</m:t>
                   </m:r>
                 </m:sub>
@@ -12253,6 +12937,9 @@
                 </m:e>
                 <m:sub>
                   <m:r>
+                    <m:rPr>
+                      <m:sty m:val="p"/>
+                    </m:rPr>
                     <m:t>B</m:t>
                   </m:r>
                 </m:sub>
@@ -12271,6 +12958,9 @@
                 </m:e>
                 <m:sub>
                   <m:r>
+                    <m:rPr>
+                      <m:sty m:val="p"/>
+                    </m:rPr>
                     <m:t>M</m:t>
                   </m:r>
                 </m:sub>
@@ -12292,6 +12982,9 @@
                     <m:t>,</m:t>
                   </m:r>
                   <m:r>
+                    <m:rPr>
+                      <m:sty m:val="p"/>
+                    </m:rPr>
                     <m:t>M</m:t>
                   </m:r>
                 </m:sub>
@@ -12363,6 +13056,9 @@
             </m:e>
             <m:sub>
               <m:r>
+                <m:rPr>
+                  <m:sty m:val="p"/>
+                </m:rPr>
                 <m:t>u</m:t>
               </m:r>
             </m:sub>
@@ -12416,6 +13112,9 @@
                 </m:e>
                 <m:sub>
                   <m:r>
+                    <m:rPr>
+                      <m:sty m:val="p"/>
+                    </m:rPr>
                     <m:t>u</m:t>
                   </m:r>
                 </m:sub>
@@ -12475,6 +13174,9 @@
                     </m:e>
                     <m:sub>
                       <m:r>
+                        <m:rPr>
+                          <m:sty m:val="p"/>
+                        </m:rPr>
                         <m:t>K</m:t>
                       </m:r>
                     </m:sub>
@@ -12496,6 +13198,9 @@
                         <m:t>,</m:t>
                       </m:r>
                       <m:r>
+                        <m:rPr>
+                          <m:sty m:val="p"/>
+                        </m:rPr>
                         <m:t>K</m:t>
                       </m:r>
                     </m:sub>
@@ -12514,6 +13219,9 @@
                     </m:e>
                     <m:sub>
                       <m:r>
+                        <m:rPr>
+                          <m:sty m:val="p"/>
+                        </m:rPr>
                         <m:t>B</m:t>
                       </m:r>
                     </m:sub>
@@ -12532,6 +13240,9 @@
                     </m:e>
                     <m:sub>
                       <m:r>
+                        <m:rPr>
+                          <m:sty m:val="p"/>
+                        </m:rPr>
                         <m:t>M</m:t>
                       </m:r>
                     </m:sub>
@@ -12553,6 +13264,9 @@
                         <m:t>,</m:t>
                       </m:r>
                       <m:r>
+                        <m:rPr>
+                          <m:sty m:val="p"/>
+                        </m:rPr>
                         <m:t>M</m:t>
                       </m:r>
                     </m:sub>
@@ -12770,6 +13484,9 @@
           </m:e>
           <m:sub>
             <m:r>
+              <m:rPr>
+                <m:sty m:val="p"/>
+              </m:rPr>
               <m:t>K</m:t>
             </m:r>
           </m:sub>
@@ -12888,6 +13605,9 @@
                     </m:e>
                     <m:sub>
                       <m:r>
+                        <m:rPr>
+                          <m:sty m:val="p"/>
+                        </m:rPr>
                         <m:t>K</m:t>
                       </m:r>
                     </m:sub>
@@ -12909,6 +13629,9 @@
                         <m:t>,</m:t>
                       </m:r>
                       <m:r>
+                        <m:rPr>
+                          <m:sty m:val="p"/>
+                        </m:rPr>
                         <m:t>K</m:t>
                       </m:r>
                     </m:sub>
@@ -12927,6 +13650,9 @@
                     </m:e>
                     <m:sub>
                       <m:r>
+                        <m:rPr>
+                          <m:sty m:val="p"/>
+                        </m:rPr>
                         <m:t>B</m:t>
                       </m:r>
                     </m:sub>
@@ -12944,6 +13670,9 @@
                 </m:e>
                 <m:sub>
                   <m:r>
+                    <m:rPr>
+                      <m:sty m:val="p"/>
+                    </m:rPr>
                     <m:t>K</m:t>
                   </m:r>
                 </m:sub>
@@ -12996,6 +13725,9 @@
                 </m:e>
                 <m:sub>
                   <m:r>
+                    <m:rPr>
+                      <m:sty m:val="p"/>
+                    </m:rPr>
                     <m:t>M</m:t>
                   </m:r>
                 </m:sub>
@@ -13017,6 +13749,9 @@
                     <m:t>,</m:t>
                   </m:r>
                   <m:r>
+                    <m:rPr>
+                      <m:sty m:val="p"/>
+                    </m:rPr>
                     <m:t>M</m:t>
                   </m:r>
                 </m:sub>
@@ -13032,6 +13767,9 @@
                 </m:e>
                 <m:sub>
                   <m:r>
+                    <m:rPr>
+                      <m:sty m:val="p"/>
+                    </m:rPr>
                     <m:t>M</m:t>
                   </m:r>
                 </m:sub>
@@ -13046,6 +13784,9 @@
                 </m:e>
                 <m:sub>
                   <m:r>
+                    <m:rPr>
+                      <m:sty m:val="p"/>
+                    </m:rPr>
                     <m:t>K</m:t>
                   </m:r>
                 </m:sub>
@@ -13067,6 +13808,9 @@
                     <m:t>,</m:t>
                   </m:r>
                   <m:r>
+                    <m:rPr>
+                      <m:sty m:val="p"/>
+                    </m:rPr>
                     <m:t>K</m:t>
                   </m:r>
                 </m:sub>
@@ -13085,6 +13829,9 @@
                 </m:e>
                 <m:sub>
                   <m:r>
+                    <m:rPr>
+                      <m:sty m:val="p"/>
+                    </m:rPr>
                     <m:t>B</m:t>
                   </m:r>
                 </m:sub>
@@ -13103,6 +13850,9 @@
                 </m:e>
                 <m:sub>
                   <m:r>
+                    <m:rPr>
+                      <m:sty m:val="p"/>
+                    </m:rPr>
                     <m:t>M</m:t>
                   </m:r>
                 </m:sub>
@@ -13124,6 +13874,9 @@
                     <m:t>,</m:t>
                   </m:r>
                   <m:r>
+                    <m:rPr>
+                      <m:sty m:val="p"/>
+                    </m:rPr>
                     <m:t>M</m:t>
                   </m:r>
                 </m:sub>
@@ -13217,6 +13970,7 @@
     </w:p>
     <w:p>
       <w:pPr>
+        <w:keepNext/>
         <w:numPr>
           <w:ilvl w:val="0"/>
           <w:numId w:val="1004"/>
@@ -13229,6 +13983,7 @@
     </w:p>
     <w:p>
       <w:pPr>
+        <w:keepNext/>
         <w:numPr>
           <w:ilvl w:val="0"/>
           <w:numId w:val="1004"/>
@@ -13264,6 +14019,7 @@
     </w:p>
     <w:p>
       <w:pPr>
+        <w:keepNext/>
         <w:numPr>
           <w:ilvl w:val="0"/>
           <w:numId w:val="1004"/>
@@ -13357,6 +14113,7 @@
     </w:p>
     <w:p>
       <w:pPr>
+        <w:keepNext/>
         <w:numPr>
           <w:ilvl w:val="0"/>
           <w:numId w:val="1004"/>
@@ -13369,6 +14126,7 @@
     </w:p>
     <w:p>
       <w:pPr>
+        <w:keepNext/>
         <w:numPr>
           <w:ilvl w:val="0"/>
           <w:numId w:val="1004"/>
@@ -13636,6 +14394,10 @@
       <w:pPr>
         <w:ind w:left="720" w:hanging="480"/>
       </w:pPr>
+      <w:rPr>
+        <w:b/>
+        <w:bCs/>
+      </w:rPr>
     </w:lvl>
     <w:lvl w:ilvl="1">
       <w:start w:val="1"/>
@@ -13645,6 +14407,10 @@
       <w:pPr>
         <w:ind w:left="1440" w:hanging="480"/>
       </w:pPr>
+      <w:rPr>
+        <w:b/>
+        <w:bCs/>
+      </w:rPr>
     </w:lvl>
     <w:lvl w:ilvl="2">
       <w:start w:val="1"/>
@@ -13654,6 +14420,10 @@
       <w:pPr>
         <w:ind w:left="2160" w:hanging="480"/>
       </w:pPr>
+      <w:rPr>
+        <w:b/>
+        <w:bCs/>
+      </w:rPr>
     </w:lvl>
     <w:lvl w:ilvl="3">
       <w:start w:val="1"/>
@@ -13663,6 +14433,10 @@
       <w:pPr>
         <w:ind w:left="2880" w:hanging="480"/>
       </w:pPr>
+      <w:rPr>
+        <w:b/>
+        <w:bCs/>
+      </w:rPr>
     </w:lvl>
     <w:lvl w:ilvl="4">
       <w:start w:val="1"/>
@@ -13672,6 +14446,10 @@
       <w:pPr>
         <w:ind w:left="3600" w:hanging="480"/>
       </w:pPr>
+      <w:rPr>
+        <w:b/>
+        <w:bCs/>
+      </w:rPr>
     </w:lvl>
     <w:lvl w:ilvl="5">
       <w:start w:val="1"/>
@@ -13681,6 +14459,10 @@
       <w:pPr>
         <w:ind w:left="4320" w:hanging="480"/>
       </w:pPr>
+      <w:rPr>
+        <w:b/>
+        <w:bCs/>
+      </w:rPr>
     </w:lvl>
     <w:lvl w:ilvl="6">
       <w:start w:val="1"/>
@@ -13690,6 +14472,10 @@
       <w:pPr>
         <w:ind w:left="5040" w:hanging="480"/>
       </w:pPr>
+      <w:rPr>
+        <w:b/>
+        <w:bCs/>
+      </w:rPr>
     </w:lvl>
     <w:lvl w:ilvl="7">
       <w:start w:val="1"/>
@@ -13699,6 +14485,10 @@
       <w:pPr>
         <w:ind w:left="5760" w:hanging="480"/>
       </w:pPr>
+      <w:rPr>
+        <w:b/>
+        <w:bCs/>
+      </w:rPr>
     </w:lvl>
     <w:lvl w:ilvl="8">
       <w:start w:val="1"/>
@@ -13708,6 +14498,10 @@
       <w:pPr>
         <w:ind w:left="6480" w:hanging="480"/>
       </w:pPr>
+      <w:rPr>
+        <w:b/>
+        <w:bCs/>
+      </w:rPr>
     </w:lvl>
   </w:abstractNum>
   <w:abstractNum w:abstractNumId="99411">
@@ -13721,6 +14515,10 @@
       <w:pPr>
         <w:ind w:left="720" w:hanging="480"/>
       </w:pPr>
+      <w:rPr>
+        <w:b/>
+        <w:bCs/>
+      </w:rPr>
     </w:lvl>
     <w:lvl w:ilvl="1">
       <w:start w:val="1"/>
@@ -13730,6 +14528,10 @@
       <w:pPr>
         <w:ind w:left="1440" w:hanging="480"/>
       </w:pPr>
+      <w:rPr>
+        <w:b/>
+        <w:bCs/>
+      </w:rPr>
     </w:lvl>
     <w:lvl w:ilvl="2">
       <w:start w:val="1"/>
@@ -13739,6 +14541,10 @@
       <w:pPr>
         <w:ind w:left="2160" w:hanging="480"/>
       </w:pPr>
+      <w:rPr>
+        <w:b/>
+        <w:bCs/>
+      </w:rPr>
     </w:lvl>
     <w:lvl w:ilvl="3">
       <w:start w:val="1"/>
@@ -13748,6 +14554,10 @@
       <w:pPr>
         <w:ind w:left="2880" w:hanging="480"/>
       </w:pPr>
+      <w:rPr>
+        <w:b/>
+        <w:bCs/>
+      </w:rPr>
     </w:lvl>
     <w:lvl w:ilvl="4">
       <w:start w:val="1"/>
@@ -13757,6 +14567,10 @@
       <w:pPr>
         <w:ind w:left="3600" w:hanging="480"/>
       </w:pPr>
+      <w:rPr>
+        <w:b/>
+        <w:bCs/>
+      </w:rPr>
     </w:lvl>
     <w:lvl w:ilvl="5">
       <w:start w:val="1"/>
@@ -13766,6 +14580,10 @@
       <w:pPr>
         <w:ind w:left="4320" w:hanging="480"/>
       </w:pPr>
+      <w:rPr>
+        <w:b/>
+        <w:bCs/>
+      </w:rPr>
     </w:lvl>
     <w:lvl w:ilvl="6">
       <w:start w:val="1"/>
@@ -13775,6 +14593,10 @@
       <w:pPr>
         <w:ind w:left="5040" w:hanging="480"/>
       </w:pPr>
+      <w:rPr>
+        <w:b/>
+        <w:bCs/>
+      </w:rPr>
     </w:lvl>
     <w:lvl w:ilvl="7">
       <w:start w:val="1"/>
@@ -13784,6 +14606,10 @@
       <w:pPr>
         <w:ind w:left="5760" w:hanging="480"/>
       </w:pPr>
+      <w:rPr>
+        <w:b/>
+        <w:bCs/>
+      </w:rPr>
     </w:lvl>
     <w:lvl w:ilvl="8">
       <w:start w:val="1"/>
@@ -13793,6 +14619,10 @@
       <w:pPr>
         <w:ind w:left="6480" w:hanging="480"/>
       </w:pPr>
+      <w:rPr>
+        <w:b/>
+        <w:bCs/>
+      </w:rPr>
     </w:lvl>
   </w:abstractNum>
   <w:num w:numId="1000">
@@ -14458,7 +15288,7 @@
     <w:qFormat/>
     <w:pPr>
       <w:keepNext/>
-      <w:spacing w:after="0" w:before="120"/>
+      <w:spacing w:after="0" w:before="80"/>
       <w:jc w:val="center"/>
     </w:pPr>
   </w:style>
